--- a/01. 일하는 방식의 변화/Part 3. 기업의 책임과 위기 l 2화 미래 산업의 윤리와 책임, 기업은 어디까지 책임지나 테슬라 2억 4,300만 달러 평결과 AI 기본법.docx
+++ b/01. 일하는 방식의 변화/Part 3. 기업의 책임과 위기 l 2화 미래 산업의 윤리와 책임, 기업은 어디까지 책임지나 테슬라 2억 4,300만 달러 평결과 AI 기본법.docx
@@ -165,7 +165,7 @@
         <w:spacing w:after="160" w:line="360" w:lineRule="auto"/>
       </w:pPr>
       <w:r>
-        <w:t xml:space="preserve">그 결과 생체 인식과 채용, 신용 평가, 교육, 핵심 기반 시설 같은 고위험 시스템은 2027년 12월 2일까지, 제품에 내장된 고위험 시스템은 2028년 8월 2일까지 규정을 맞추면 됩니다. 반면 AI 생성물 표시 같은 투명성 규정의 2026년 12월 2일 기한은 그대로 두었습니다. 한국은 세계에서 먼저 법을 시행하고 과태료를 미뤘고, 유럽은 규정을 늦추되 표시 의무는 지키게 했습니다. 어느 쪽이든 기업이 져야 할 책임의 선은 서서히 앞당겨지고 있습니다.</w:t>
+        <w:t xml:space="preserve">그 결과 생체 인식과 채용, 신용 평가, 교육, 핵심 기반 시설 같은 고위험 시스템은 2027년 12월 2일까지, 제품에 내장된 고위험 시스템은 2028년 8월 2일까지 규정을 맞추면 됩니다. 반면 AI 생성물 표시 같은 투명성 규정의 2026년 12월 2일 기한은 그대로 두었습니다. 한국은 세계에서 먼저 법을 시행하고 과태료를 미뤘고, 유럽은 규정을 늦추되 표시 의무는 지키게 했습니다. 어느 쪽이든 기업이 져야 할 책임의 선은 나라마다 속도는 다르지만 서서히 앞당겨지고 있습니다.</w:t>
       </w:r>
     </w:p>
     <w:p>
